--- a/back/src/static/todoSilver/Anexo Técnico.docx
+++ b/back/src/static/todoSilver/Anexo Técnico.docx
@@ -1,6 +1,6 @@
 
 <file path=word/document.xml><?xml version="1.0" encoding="utf-8"?>
-<w:document xmlns:wpc="http://schemas.microsoft.com/office/word/2010/wordprocessingCanvas" xmlns:cx="http://schemas.microsoft.com/office/drawing/2014/chartex" xmlns:cx1="http://schemas.microsoft.com/office/drawing/2015/9/8/chartex" xmlns:cx2="http://schemas.microsoft.com/office/drawing/2015/10/21/chartex" xmlns:cx3="http://schemas.microsoft.com/office/drawing/2016/5/9/chartex" xmlns:cx4="http://schemas.microsoft.com/office/drawing/2016/5/10/chartex" xmlns:cx5="http://schemas.microsoft.com/office/drawing/2016/5/11/chartex" xmlns:cx6="http://schemas.microsoft.com/office/drawing/2016/5/12/chartex" xmlns:cx7="http://schemas.microsoft.com/office/drawing/2016/5/13/chartex" xmlns:cx8="http://schemas.microsoft.com/office/drawing/2016/5/14/chartex" xmlns:mc="http://schemas.openxmlformats.org/markup-compatibility/2006" xmlns:aink="http://schemas.microsoft.com/office/drawing/2016/ink" xmlns:am3d="http://schemas.microsoft.com/office/drawing/2017/model3d" xmlns:o="urn:schemas-microsoft-com:office:office" xmlns:oel="http://schemas.microsoft.com/office/2019/extlst" xmlns:r="http://schemas.openxmlformats.org/officeDocument/2006/relationships" xmlns:m="http://schemas.openxmlformats.org/officeDocument/2006/math" xmlns:v="urn:schemas-microsoft-com:vml" xmlns:wp14="http://schemas.microsoft.com/office/word/2010/wordprocessingDrawing" xmlns:wp="http://schemas.openxmlformats.org/drawingml/2006/wordprocessingDrawing" xmlns:w10="urn:schemas-microsoft-com:office:word" xmlns:w="http://schemas.openxmlformats.org/wordprocessingml/2006/main" xmlns:w14="http://schemas.microsoft.com/office/word/2010/wordml" xmlns:w15="http://schemas.microsoft.com/office/word/2012/wordml" xmlns:w16cex="http://schemas.microsoft.com/office/word/2018/wordml/cex" xmlns:w16cid="http://schemas.microsoft.com/office/word/2016/wordml/cid" xmlns:w16="http://schemas.microsoft.com/office/word/2018/wordml" xmlns:w16du="http://schemas.microsoft.com/office/word/2023/wordml/word16du" xmlns:w16sdtdh="http://schemas.microsoft.com/office/word/2020/wordml/sdtdatahash" xmlns:w16sdtfl="http://schemas.microsoft.com/office/word/2024/wordml/sdtformatlock" xmlns:w16se="http://schemas.microsoft.com/office/word/2015/wordml/symex" xmlns:wpg="http://schemas.microsoft.com/office/word/2010/wordprocessingGroup" xmlns:wpi="http://schemas.microsoft.com/office/word/2010/wordprocessingInk" xmlns:wne="http://schemas.microsoft.com/office/word/2006/wordml" xmlns:wps="http://schemas.microsoft.com/office/word/2010/wordprocessingShape" mc:Ignorable="w14 w15 w16se w16cid w16 w16cex w16sdtdh w16sdtfl w16du wp14">
+<w:document xmlns:wpc="http://schemas.microsoft.com/office/word/2010/wordprocessingCanvas" xmlns:cx="http://schemas.microsoft.com/office/drawing/2014/chartex" xmlns:cx1="http://schemas.microsoft.com/office/drawing/2015/9/8/chartex" xmlns:cx2="http://schemas.microsoft.com/office/drawing/2015/10/21/chartex" xmlns:cx3="http://schemas.microsoft.com/office/drawing/2016/5/9/chartex" xmlns:cx4="http://schemas.microsoft.com/office/drawing/2016/5/10/chartex" xmlns:cx5="http://schemas.microsoft.com/office/drawing/2016/5/11/chartex" xmlns:cx6="http://schemas.microsoft.com/office/drawing/2016/5/12/chartex" xmlns:cx7="http://schemas.microsoft.com/office/drawing/2016/5/13/chartex" xmlns:cx8="http://schemas.microsoft.com/office/drawing/2016/5/14/chartex" xmlns:mc="http://schemas.openxmlformats.org/markup-compatibility/2006" xmlns:aink="http://schemas.microsoft.com/office/drawing/2016/ink" xmlns:am3d="http://schemas.microsoft.com/office/drawing/2017/model3d" xmlns:o="urn:schemas-microsoft-com:office:office" xmlns:oel="http://schemas.microsoft.com/office/2019/extlst" xmlns:r="http://schemas.openxmlformats.org/officeDocument/2006/relationships" xmlns:m="http://schemas.openxmlformats.org/officeDocument/2006/math" xmlns:v="urn:schemas-microsoft-com:vml" xmlns:wp14="http://schemas.microsoft.com/office/word/2010/wordprocessingDrawing" xmlns:wp="http://schemas.openxmlformats.org/drawingml/2006/wordprocessingDrawing" xmlns:w10="urn:schemas-microsoft-com:office:word" xmlns:w="http://schemas.openxmlformats.org/wordprocessingml/2006/main" xmlns:w14="http://schemas.microsoft.com/office/word/2010/wordml" xmlns:w15="http://schemas.microsoft.com/office/word/2012/wordml" xmlns:w16cei="http://schemas.microsoft.com/office/word/2026/wordml/cei" xmlns:w16cex="http://schemas.microsoft.com/office/word/2018/wordml/cex" xmlns:w16cid="http://schemas.microsoft.com/office/word/2016/wordml/cid" xmlns:w16="http://schemas.microsoft.com/office/word/2018/wordml" xmlns:w16du="http://schemas.microsoft.com/office/word/2023/wordml/word16du" xmlns:w16sdtdh="http://schemas.microsoft.com/office/word/2020/wordml/sdtdatahash" xmlns:w16sdtfl="http://schemas.microsoft.com/office/word/2024/wordml/sdtformatlock" xmlns:w16se="http://schemas.microsoft.com/office/word/2015/wordml/symex" xmlns:wpg="http://schemas.microsoft.com/office/word/2010/wordprocessingGroup" xmlns:wpi="http://schemas.microsoft.com/office/word/2010/wordprocessingInk" xmlns:wne="http://schemas.microsoft.com/office/word/2006/wordml" xmlns:wps="http://schemas.microsoft.com/office/word/2010/wordprocessingShape" mc:Ignorable="w14 w15 w16se w16cid w16 w16cex w16sdtdh w16sdtfl w16du wp14">
   <w:body>
     <w:p>
       <w:pPr>
@@ -1017,7 +1017,7 @@
                 </mc:Choice>
                 <mc:Fallback>
                   <w:pict>
-                    <v:group w14:anchorId="207BD2D8" id="Group 3" o:spid="_x0000_s1026" style="position:absolute;margin-left:26.8pt;margin-top:-26.25pt;width:18.7pt;height:19.85pt;z-index:15729152;mso-wrap-distance-left:0;mso-wrap-distance-right:0" coordsize="237490,252095" o:gfxdata="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">
+                    <v:group w14:anchorId="5BA8535A" id="Group 3" o:spid="_x0000_s1026" style="position:absolute;margin-left:26.8pt;margin-top:-26.25pt;width:18.7pt;height:19.85pt;z-index:15729152;mso-wrap-distance-left:0;mso-wrap-distance-right:0" coordsize="237490,252095" o:gfxdata="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">
                       <v:shapetype id="_x0000_t75" coordsize="21600,21600" o:spt="75" o:preferrelative="t" path="m@4@5l@4@11@9@11@9@5xe" filled="f" stroked="f">
                         <v:stroke joinstyle="miter"/>
                         <v:formulas>
@@ -1371,7 +1371,7 @@
           </mc:Choice>
           <mc:Fallback>
             <w:pict>
-              <v:shape w14:anchorId="544B0BA5" id="Graphic 5" o:spid="_x0000_s1026" style="position:absolute;margin-left:85.1pt;margin-top:-176.85pt;width:441.45pt;height:164.55pt;z-index:-15995392;visibility:visible;mso-wrap-style:square;mso-wrap-distance-left:0;mso-wrap-distance-top:0;mso-wrap-distance-right:0;mso-wrap-distance-bottom:0;mso-position-horizontal:absolute;mso-position-horizontal-relative:page;mso-position-vertical:absolute;mso-position-vertical-relative:text;v-text-anchor:top" coordsize="5606415,2089785" o:gfxdata="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" path="m2802890,l,,,1475486r,614172l2802890,2089658r,-614172l2802890,xem5606237,l2802966,r,1475486l2802966,2089658r2803271,l5606237,1475486,5606237,xe" fillcolor="#d1d1d1" stroked="f">
+              <v:shape w14:anchorId="0BAD8656" id="Graphic 5" o:spid="_x0000_s1026" style="position:absolute;margin-left:85.1pt;margin-top:-176.85pt;width:441.45pt;height:164.55pt;z-index:-15995392;visibility:visible;mso-wrap-style:square;mso-wrap-distance-left:0;mso-wrap-distance-top:0;mso-wrap-distance-right:0;mso-wrap-distance-bottom:0;mso-position-horizontal:absolute;mso-position-horizontal-relative:page;mso-position-vertical:absolute;mso-position-vertical-relative:text;v-text-anchor:top" coordsize="5606415,2089785" o:gfxdata="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" path="m2802890,l,,,1475486r,614172l2802890,2089658r,-614172l2802890,xem5606237,l2802966,r,1475486l2802966,2089658r2803271,l5606237,1475486,5606237,xe" fillcolor="#d1d1d1" stroked="f">
                 <v:path arrowok="t"/>
                 <w10:wrap anchorx="page"/>
               </v:shape>
@@ -3372,14 +3372,12 @@
         </w:rPr>
         <w:t xml:space="preserve"> </w:t>
       </w:r>
-      <w:proofErr w:type="spellStart"/>
       <w:r>
         <w:rPr>
           <w:spacing w:val="-4"/>
         </w:rPr>
         <w:t>Consulting</w:t>
       </w:r>
-      <w:proofErr w:type="spellEnd"/>
     </w:p>
     <w:p>
       <w:pPr>
@@ -3542,14 +3540,12 @@
       <w:r>
         <w:t xml:space="preserve">Silver </w:t>
       </w:r>
-      <w:proofErr w:type="spellStart"/>
       <w:r>
         <w:rPr>
           <w:spacing w:val="-2"/>
         </w:rPr>
         <w:t>Consulting</w:t>
       </w:r>
-      <w:proofErr w:type="spellEnd"/>
     </w:p>
     <w:p>
       <w:pPr>
@@ -18189,17 +18185,6 @@
     <w:p>
       <w:pPr>
         <w:spacing w:before="1" w:line="280" w:lineRule="auto"/>
-        <w:ind w:left="720"/>
-      </w:pPr>
-    </w:p>
-    <w:p>
-      <w:pPr>
-        <w:spacing w:before="1" w:line="280" w:lineRule="auto"/>
-      </w:pPr>
-    </w:p>
-    <w:p>
-      <w:pPr>
-        <w:spacing w:before="1" w:line="280" w:lineRule="auto"/>
         <w:rPr>
           <w:rFonts w:ascii="Tahoma"/>
           <w:b/>
@@ -18218,6 +18203,7 @@
         <w:rPr>
           <w:b/>
           <w:sz w:val="22"/>
+          <w:u w:val="single"/>
         </w:rPr>
       </w:pPr>
     </w:p>
@@ -18664,6 +18650,13 @@
                 <w:spacing w:val="-6"/>
               </w:rPr>
               <w:t>}}</w:t>
+            </w:r>
+            <w:r>
+              <w:rPr>
+                <w:b/>
+                <w:spacing w:val="-6"/>
+              </w:rPr>
+              <w:t xml:space="preserve"> </w:t>
             </w:r>
           </w:p>
         </w:tc>
@@ -19276,7 +19269,7 @@
 </file>
 
 <file path=word/endnotes.xml><?xml version="1.0" encoding="utf-8"?>
-<w:endnotes xmlns:wpc="http://schemas.microsoft.com/office/word/2010/wordprocessingCanvas" xmlns:cx="http://schemas.microsoft.com/office/drawing/2014/chartex" xmlns:cx1="http://schemas.microsoft.com/office/drawing/2015/9/8/chartex" xmlns:cx2="http://schemas.microsoft.com/office/drawing/2015/10/21/chartex" xmlns:cx3="http://schemas.microsoft.com/office/drawing/2016/5/9/chartex" xmlns:cx4="http://schemas.microsoft.com/office/drawing/2016/5/10/chartex" xmlns:cx5="http://schemas.microsoft.com/office/drawing/2016/5/11/chartex" xmlns:cx6="http://schemas.microsoft.com/office/drawing/2016/5/12/chartex" xmlns:cx7="http://schemas.microsoft.com/office/drawing/2016/5/13/chartex" xmlns:cx8="http://schemas.microsoft.com/office/drawing/2016/5/14/chartex" xmlns:mc="http://schemas.openxmlformats.org/markup-compatibility/2006" xmlns:aink="http://schemas.microsoft.com/office/drawing/2016/ink" xmlns:am3d="http://schemas.microsoft.com/office/drawing/2017/model3d" xmlns:o="urn:schemas-microsoft-com:office:office" xmlns:oel="http://schemas.microsoft.com/office/2019/extlst" xmlns:r="http://schemas.openxmlformats.org/officeDocument/2006/relationships" xmlns:m="http://schemas.openxmlformats.org/officeDocument/2006/math" xmlns:v="urn:schemas-microsoft-com:vml" xmlns:wp14="http://schemas.microsoft.com/office/word/2010/wordprocessingDrawing" xmlns:wp="http://schemas.openxmlformats.org/drawingml/2006/wordprocessingDrawing" xmlns:w10="urn:schemas-microsoft-com:office:word" xmlns:w="http://schemas.openxmlformats.org/wordprocessingml/2006/main" xmlns:w14="http://schemas.microsoft.com/office/word/2010/wordml" xmlns:w15="http://schemas.microsoft.com/office/word/2012/wordml" xmlns:w16cex="http://schemas.microsoft.com/office/word/2018/wordml/cex" xmlns:w16cid="http://schemas.microsoft.com/office/word/2016/wordml/cid" xmlns:w16="http://schemas.microsoft.com/office/word/2018/wordml" xmlns:w16du="http://schemas.microsoft.com/office/word/2023/wordml/word16du" xmlns:w16sdtdh="http://schemas.microsoft.com/office/word/2020/wordml/sdtdatahash" xmlns:w16sdtfl="http://schemas.microsoft.com/office/word/2024/wordml/sdtformatlock" xmlns:w16se="http://schemas.microsoft.com/office/word/2015/wordml/symex" xmlns:wpg="http://schemas.microsoft.com/office/word/2010/wordprocessingGroup" xmlns:wpi="http://schemas.microsoft.com/office/word/2010/wordprocessingInk" xmlns:wne="http://schemas.microsoft.com/office/word/2006/wordml" xmlns:wps="http://schemas.microsoft.com/office/word/2010/wordprocessingShape" mc:Ignorable="w14 w15 w16se w16cid w16 w16cex w16sdtdh w16sdtfl w16du wp14">
+<w:endnotes xmlns:wpc="http://schemas.microsoft.com/office/word/2010/wordprocessingCanvas" xmlns:cx="http://schemas.microsoft.com/office/drawing/2014/chartex" xmlns:cx1="http://schemas.microsoft.com/office/drawing/2015/9/8/chartex" xmlns:cx2="http://schemas.microsoft.com/office/drawing/2015/10/21/chartex" xmlns:cx3="http://schemas.microsoft.com/office/drawing/2016/5/9/chartex" xmlns:cx4="http://schemas.microsoft.com/office/drawing/2016/5/10/chartex" xmlns:cx5="http://schemas.microsoft.com/office/drawing/2016/5/11/chartex" xmlns:cx6="http://schemas.microsoft.com/office/drawing/2016/5/12/chartex" xmlns:cx7="http://schemas.microsoft.com/office/drawing/2016/5/13/chartex" xmlns:cx8="http://schemas.microsoft.com/office/drawing/2016/5/14/chartex" xmlns:mc="http://schemas.openxmlformats.org/markup-compatibility/2006" xmlns:aink="http://schemas.microsoft.com/office/drawing/2016/ink" xmlns:am3d="http://schemas.microsoft.com/office/drawing/2017/model3d" xmlns:o="urn:schemas-microsoft-com:office:office" xmlns:oel="http://schemas.microsoft.com/office/2019/extlst" xmlns:r="http://schemas.openxmlformats.org/officeDocument/2006/relationships" xmlns:m="http://schemas.openxmlformats.org/officeDocument/2006/math" xmlns:v="urn:schemas-microsoft-com:vml" xmlns:wp14="http://schemas.microsoft.com/office/word/2010/wordprocessingDrawing" xmlns:wp="http://schemas.openxmlformats.org/drawingml/2006/wordprocessingDrawing" xmlns:w10="urn:schemas-microsoft-com:office:word" xmlns:w="http://schemas.openxmlformats.org/wordprocessingml/2006/main" xmlns:w14="http://schemas.microsoft.com/office/word/2010/wordml" xmlns:w15="http://schemas.microsoft.com/office/word/2012/wordml" xmlns:w16cei="http://schemas.microsoft.com/office/word/2026/wordml/cei" xmlns:w16cex="http://schemas.microsoft.com/office/word/2018/wordml/cex" xmlns:w16cid="http://schemas.microsoft.com/office/word/2016/wordml/cid" xmlns:w16="http://schemas.microsoft.com/office/word/2018/wordml" xmlns:w16du="http://schemas.microsoft.com/office/word/2023/wordml/word16du" xmlns:w16sdtdh="http://schemas.microsoft.com/office/word/2020/wordml/sdtdatahash" xmlns:w16sdtfl="http://schemas.microsoft.com/office/word/2024/wordml/sdtformatlock" xmlns:w16se="http://schemas.microsoft.com/office/word/2015/wordml/symex" xmlns:wpg="http://schemas.microsoft.com/office/word/2010/wordprocessingGroup" xmlns:wpi="http://schemas.microsoft.com/office/word/2010/wordprocessingInk" xmlns:wne="http://schemas.microsoft.com/office/word/2006/wordml" xmlns:wps="http://schemas.microsoft.com/office/word/2010/wordprocessingShape" mc:Ignorable="w14 w15 w16se w16cid w16 w16cex w16sdtdh w16sdtfl w16du wp14">
   <w:endnote w:type="separator" w:id="-1">
     <w:p>
       <w:r>
@@ -19295,7 +19288,7 @@
 </file>
 
 <file path=word/footer1.xml><?xml version="1.0" encoding="utf-8"?>
-<w:ftr xmlns:wpc="http://schemas.microsoft.com/office/word/2010/wordprocessingCanvas" xmlns:cx="http://schemas.microsoft.com/office/drawing/2014/chartex" xmlns:cx1="http://schemas.microsoft.com/office/drawing/2015/9/8/chartex" xmlns:cx2="http://schemas.microsoft.com/office/drawing/2015/10/21/chartex" xmlns:cx3="http://schemas.microsoft.com/office/drawing/2016/5/9/chartex" xmlns:cx4="http://schemas.microsoft.com/office/drawing/2016/5/10/chartex" xmlns:cx5="http://schemas.microsoft.com/office/drawing/2016/5/11/chartex" xmlns:cx6="http://schemas.microsoft.com/office/drawing/2016/5/12/chartex" xmlns:cx7="http://schemas.microsoft.com/office/drawing/2016/5/13/chartex" xmlns:cx8="http://schemas.microsoft.com/office/drawing/2016/5/14/chartex" xmlns:mc="http://schemas.openxmlformats.org/markup-compatibility/2006" xmlns:aink="http://schemas.microsoft.com/office/drawing/2016/ink" xmlns:am3d="http://schemas.microsoft.com/office/drawing/2017/model3d" xmlns:o="urn:schemas-microsoft-com:office:office" xmlns:oel="http://schemas.microsoft.com/office/2019/extlst" xmlns:r="http://schemas.openxmlformats.org/officeDocument/2006/relationships" xmlns:m="http://schemas.openxmlformats.org/officeDocument/2006/math" xmlns:v="urn:schemas-microsoft-com:vml" xmlns:wp14="http://schemas.microsoft.com/office/word/2010/wordprocessingDrawing" xmlns:wp="http://schemas.openxmlformats.org/drawingml/2006/wordprocessingDrawing" xmlns:w10="urn:schemas-microsoft-com:office:word" xmlns:w="http://schemas.openxmlformats.org/wordprocessingml/2006/main" xmlns:w14="http://schemas.microsoft.com/office/word/2010/wordml" xmlns:w15="http://schemas.microsoft.com/office/word/2012/wordml" xmlns:w16cex="http://schemas.microsoft.com/office/word/2018/wordml/cex" xmlns:w16cid="http://schemas.microsoft.com/office/word/2016/wordml/cid" xmlns:w16="http://schemas.microsoft.com/office/word/2018/wordml" xmlns:w16du="http://schemas.microsoft.com/office/word/2023/wordml/word16du" xmlns:w16sdtdh="http://schemas.microsoft.com/office/word/2020/wordml/sdtdatahash" xmlns:w16sdtfl="http://schemas.microsoft.com/office/word/2024/wordml/sdtformatlock" xmlns:w16se="http://schemas.microsoft.com/office/word/2015/wordml/symex" xmlns:wpg="http://schemas.microsoft.com/office/word/2010/wordprocessingGroup" xmlns:wpi="http://schemas.microsoft.com/office/word/2010/wordprocessingInk" xmlns:wne="http://schemas.microsoft.com/office/word/2006/wordml" xmlns:wps="http://schemas.microsoft.com/office/word/2010/wordprocessingShape" mc:Ignorable="w14 w15 w16se w16cid w16 w16cex w16sdtdh w16sdtfl w16du wp14">
+<w:ftr xmlns:wpc="http://schemas.microsoft.com/office/word/2010/wordprocessingCanvas" xmlns:cx="http://schemas.microsoft.com/office/drawing/2014/chartex" xmlns:cx1="http://schemas.microsoft.com/office/drawing/2015/9/8/chartex" xmlns:cx2="http://schemas.microsoft.com/office/drawing/2015/10/21/chartex" xmlns:cx3="http://schemas.microsoft.com/office/drawing/2016/5/9/chartex" xmlns:cx4="http://schemas.microsoft.com/office/drawing/2016/5/10/chartex" xmlns:cx5="http://schemas.microsoft.com/office/drawing/2016/5/11/chartex" xmlns:cx6="http://schemas.microsoft.com/office/drawing/2016/5/12/chartex" xmlns:cx7="http://schemas.microsoft.com/office/drawing/2016/5/13/chartex" xmlns:cx8="http://schemas.microsoft.com/office/drawing/2016/5/14/chartex" xmlns:mc="http://schemas.openxmlformats.org/markup-compatibility/2006" xmlns:aink="http://schemas.microsoft.com/office/drawing/2016/ink" xmlns:am3d="http://schemas.microsoft.com/office/drawing/2017/model3d" xmlns:o="urn:schemas-microsoft-com:office:office" xmlns:oel="http://schemas.microsoft.com/office/2019/extlst" xmlns:r="http://schemas.openxmlformats.org/officeDocument/2006/relationships" xmlns:m="http://schemas.openxmlformats.org/officeDocument/2006/math" xmlns:v="urn:schemas-microsoft-com:vml" xmlns:wp14="http://schemas.microsoft.com/office/word/2010/wordprocessingDrawing" xmlns:wp="http://schemas.openxmlformats.org/drawingml/2006/wordprocessingDrawing" xmlns:w10="urn:schemas-microsoft-com:office:word" xmlns:w="http://schemas.openxmlformats.org/wordprocessingml/2006/main" xmlns:w14="http://schemas.microsoft.com/office/word/2010/wordml" xmlns:w15="http://schemas.microsoft.com/office/word/2012/wordml" xmlns:w16cei="http://schemas.microsoft.com/office/word/2026/wordml/cei" xmlns:w16cex="http://schemas.microsoft.com/office/word/2018/wordml/cex" xmlns:w16cid="http://schemas.microsoft.com/office/word/2016/wordml/cid" xmlns:w16="http://schemas.microsoft.com/office/word/2018/wordml" xmlns:w16du="http://schemas.microsoft.com/office/word/2023/wordml/word16du" xmlns:w16sdtdh="http://schemas.microsoft.com/office/word/2020/wordml/sdtdatahash" xmlns:w16sdtfl="http://schemas.microsoft.com/office/word/2024/wordml/sdtformatlock" xmlns:w16se="http://schemas.microsoft.com/office/word/2015/wordml/symex" xmlns:wpg="http://schemas.microsoft.com/office/word/2010/wordprocessingGroup" xmlns:wpi="http://schemas.microsoft.com/office/word/2010/wordprocessingInk" xmlns:wne="http://schemas.microsoft.com/office/word/2006/wordml" xmlns:wps="http://schemas.microsoft.com/office/word/2010/wordprocessingShape" mc:Ignorable="w14 w15 w16se w16cid w16 w16cex w16sdtdh w16sdtfl w16du wp14">
   <w:p>
     <w:pPr>
       <w:pStyle w:val="Textoindependiente"/>
@@ -19643,7 +19636,7 @@
 </file>
 
 <file path=word/footnotes.xml><?xml version="1.0" encoding="utf-8"?>
-<w:footnotes xmlns:wpc="http://schemas.microsoft.com/office/word/2010/wordprocessingCanvas" xmlns:cx="http://schemas.microsoft.com/office/drawing/2014/chartex" xmlns:cx1="http://schemas.microsoft.com/office/drawing/2015/9/8/chartex" xmlns:cx2="http://schemas.microsoft.com/office/drawing/2015/10/21/chartex" xmlns:cx3="http://schemas.microsoft.com/office/drawing/2016/5/9/chartex" xmlns:cx4="http://schemas.microsoft.com/office/drawing/2016/5/10/chartex" xmlns:cx5="http://schemas.microsoft.com/office/drawing/2016/5/11/chartex" xmlns:cx6="http://schemas.microsoft.com/office/drawing/2016/5/12/chartex" xmlns:cx7="http://schemas.microsoft.com/office/drawing/2016/5/13/chartex" xmlns:cx8="http://schemas.microsoft.com/office/drawing/2016/5/14/chartex" xmlns:mc="http://schemas.openxmlformats.org/markup-compatibility/2006" xmlns:aink="http://schemas.microsoft.com/office/drawing/2016/ink" xmlns:am3d="http://schemas.microsoft.com/office/drawing/2017/model3d" xmlns:o="urn:schemas-microsoft-com:office:office" xmlns:oel="http://schemas.microsoft.com/office/2019/extlst" xmlns:r="http://schemas.openxmlformats.org/officeDocument/2006/relationships" xmlns:m="http://schemas.openxmlformats.org/officeDocument/2006/math" xmlns:v="urn:schemas-microsoft-com:vml" xmlns:wp14="http://schemas.microsoft.com/office/word/2010/wordprocessingDrawing" xmlns:wp="http://schemas.openxmlformats.org/drawingml/2006/wordprocessingDrawing" xmlns:w10="urn:schemas-microsoft-com:office:word" xmlns:w="http://schemas.openxmlformats.org/wordprocessingml/2006/main" xmlns:w14="http://schemas.microsoft.com/office/word/2010/wordml" xmlns:w15="http://schemas.microsoft.com/office/word/2012/wordml" xmlns:w16cex="http://schemas.microsoft.com/office/word/2018/wordml/cex" xmlns:w16cid="http://schemas.microsoft.com/office/word/2016/wordml/cid" xmlns:w16="http://schemas.microsoft.com/office/word/2018/wordml" xmlns:w16du="http://schemas.microsoft.com/office/word/2023/wordml/word16du" xmlns:w16sdtdh="http://schemas.microsoft.com/office/word/2020/wordml/sdtdatahash" xmlns:w16sdtfl="http://schemas.microsoft.com/office/word/2024/wordml/sdtformatlock" xmlns:w16se="http://schemas.microsoft.com/office/word/2015/wordml/symex" xmlns:wpg="http://schemas.microsoft.com/office/word/2010/wordprocessingGroup" xmlns:wpi="http://schemas.microsoft.com/office/word/2010/wordprocessingInk" xmlns:wne="http://schemas.microsoft.com/office/word/2006/wordml" xmlns:wps="http://schemas.microsoft.com/office/word/2010/wordprocessingShape" mc:Ignorable="w14 w15 w16se w16cid w16 w16cex w16sdtdh w16sdtfl w16du wp14">
+<w:footnotes xmlns:wpc="http://schemas.microsoft.com/office/word/2010/wordprocessingCanvas" xmlns:cx="http://schemas.microsoft.com/office/drawing/2014/chartex" xmlns:cx1="http://schemas.microsoft.com/office/drawing/2015/9/8/chartex" xmlns:cx2="http://schemas.microsoft.com/office/drawing/2015/10/21/chartex" xmlns:cx3="http://schemas.microsoft.com/office/drawing/2016/5/9/chartex" xmlns:cx4="http://schemas.microsoft.com/office/drawing/2016/5/10/chartex" xmlns:cx5="http://schemas.microsoft.com/office/drawing/2016/5/11/chartex" xmlns:cx6="http://schemas.microsoft.com/office/drawing/2016/5/12/chartex" xmlns:cx7="http://schemas.microsoft.com/office/drawing/2016/5/13/chartex" xmlns:cx8="http://schemas.microsoft.com/office/drawing/2016/5/14/chartex" xmlns:mc="http://schemas.openxmlformats.org/markup-compatibility/2006" xmlns:aink="http://schemas.microsoft.com/office/drawing/2016/ink" xmlns:am3d="http://schemas.microsoft.com/office/drawing/2017/model3d" xmlns:o="urn:schemas-microsoft-com:office:office" xmlns:oel="http://schemas.microsoft.com/office/2019/extlst" xmlns:r="http://schemas.openxmlformats.org/officeDocument/2006/relationships" xmlns:m="http://schemas.openxmlformats.org/officeDocument/2006/math" xmlns:v="urn:schemas-microsoft-com:vml" xmlns:wp14="http://schemas.microsoft.com/office/word/2010/wordprocessingDrawing" xmlns:wp="http://schemas.openxmlformats.org/drawingml/2006/wordprocessingDrawing" xmlns:w10="urn:schemas-microsoft-com:office:word" xmlns:w="http://schemas.openxmlformats.org/wordprocessingml/2006/main" xmlns:w14="http://schemas.microsoft.com/office/word/2010/wordml" xmlns:w15="http://schemas.microsoft.com/office/word/2012/wordml" xmlns:w16cei="http://schemas.microsoft.com/office/word/2026/wordml/cei" xmlns:w16cex="http://schemas.microsoft.com/office/word/2018/wordml/cex" xmlns:w16cid="http://schemas.microsoft.com/office/word/2016/wordml/cid" xmlns:w16="http://schemas.microsoft.com/office/word/2018/wordml" xmlns:w16du="http://schemas.microsoft.com/office/word/2023/wordml/word16du" xmlns:w16sdtdh="http://schemas.microsoft.com/office/word/2020/wordml/sdtdatahash" xmlns:w16sdtfl="http://schemas.microsoft.com/office/word/2024/wordml/sdtformatlock" xmlns:w16se="http://schemas.microsoft.com/office/word/2015/wordml/symex" xmlns:wpg="http://schemas.microsoft.com/office/word/2010/wordprocessingGroup" xmlns:wpi="http://schemas.microsoft.com/office/word/2010/wordprocessingInk" xmlns:wne="http://schemas.microsoft.com/office/word/2006/wordml" xmlns:wps="http://schemas.microsoft.com/office/word/2010/wordprocessingShape" mc:Ignorable="w14 w15 w16se w16cid w16 w16cex w16sdtdh w16sdtfl w16du wp14">
   <w:footnote w:type="separator" w:id="-1">
     <w:p>
       <w:r>
@@ -19662,7 +19655,7 @@
 </file>
 
 <file path=word/numbering.xml><?xml version="1.0" encoding="utf-8"?>
-<w:numbering xmlns:wpc="http://schemas.microsoft.com/office/word/2010/wordprocessingCanvas" xmlns:cx="http://schemas.microsoft.com/office/drawing/2014/chartex" xmlns:cx1="http://schemas.microsoft.com/office/drawing/2015/9/8/chartex" xmlns:cx2="http://schemas.microsoft.com/office/drawing/2015/10/21/chartex" xmlns:cx3="http://schemas.microsoft.com/office/drawing/2016/5/9/chartex" xmlns:cx4="http://schemas.microsoft.com/office/drawing/2016/5/10/chartex" xmlns:cx5="http://schemas.microsoft.com/office/drawing/2016/5/11/chartex" xmlns:cx6="http://schemas.microsoft.com/office/drawing/2016/5/12/chartex" xmlns:cx7="http://schemas.microsoft.com/office/drawing/2016/5/13/chartex" xmlns:cx8="http://schemas.microsoft.com/office/drawing/2016/5/14/chartex" xmlns:mc="http://schemas.openxmlformats.org/markup-compatibility/2006" xmlns:aink="http://schemas.microsoft.com/office/drawing/2016/ink" xmlns:am3d="http://schemas.microsoft.com/office/drawing/2017/model3d" xmlns:o="urn:schemas-microsoft-com:office:office" xmlns:oel="http://schemas.microsoft.com/office/2019/extlst" xmlns:r="http://schemas.openxmlformats.org/officeDocument/2006/relationships" xmlns:m="http://schemas.openxmlformats.org/officeDocument/2006/math" xmlns:v="urn:schemas-microsoft-com:vml" xmlns:wp14="http://schemas.microsoft.com/office/word/2010/wordprocessingDrawing" xmlns:wp="http://schemas.openxmlformats.org/drawingml/2006/wordprocessingDrawing" xmlns:w10="urn:schemas-microsoft-com:office:word" xmlns:w="http://schemas.openxmlformats.org/wordprocessingml/2006/main" xmlns:w14="http://schemas.microsoft.com/office/word/2010/wordml" xmlns:w15="http://schemas.microsoft.com/office/word/2012/wordml" xmlns:w16cex="http://schemas.microsoft.com/office/word/2018/wordml/cex" xmlns:w16cid="http://schemas.microsoft.com/office/word/2016/wordml/cid" xmlns:w16="http://schemas.microsoft.com/office/word/2018/wordml" xmlns:w16du="http://schemas.microsoft.com/office/word/2023/wordml/word16du" xmlns:w16sdtdh="http://schemas.microsoft.com/office/word/2020/wordml/sdtdatahash" xmlns:w16sdtfl="http://schemas.microsoft.com/office/word/2024/wordml/sdtformatlock" xmlns:w16se="http://schemas.microsoft.com/office/word/2015/wordml/symex" xmlns:wpg="http://schemas.microsoft.com/office/word/2010/wordprocessingGroup" xmlns:wpi="http://schemas.microsoft.com/office/word/2010/wordprocessingInk" xmlns:wne="http://schemas.microsoft.com/office/word/2006/wordml" xmlns:wps="http://schemas.microsoft.com/office/word/2010/wordprocessingShape" mc:Ignorable="w14 w15 w16se w16cid w16 w16cex w16sdtdh w16sdtfl w16du wp14">
+<w:numbering xmlns:wpc="http://schemas.microsoft.com/office/word/2010/wordprocessingCanvas" xmlns:cx="http://schemas.microsoft.com/office/drawing/2014/chartex" xmlns:cx1="http://schemas.microsoft.com/office/drawing/2015/9/8/chartex" xmlns:cx2="http://schemas.microsoft.com/office/drawing/2015/10/21/chartex" xmlns:cx3="http://schemas.microsoft.com/office/drawing/2016/5/9/chartex" xmlns:cx4="http://schemas.microsoft.com/office/drawing/2016/5/10/chartex" xmlns:cx5="http://schemas.microsoft.com/office/drawing/2016/5/11/chartex" xmlns:cx6="http://schemas.microsoft.com/office/drawing/2016/5/12/chartex" xmlns:cx7="http://schemas.microsoft.com/office/drawing/2016/5/13/chartex" xmlns:cx8="http://schemas.microsoft.com/office/drawing/2016/5/14/chartex" xmlns:mc="http://schemas.openxmlformats.org/markup-compatibility/2006" xmlns:aink="http://schemas.microsoft.com/office/drawing/2016/ink" xmlns:am3d="http://schemas.microsoft.com/office/drawing/2017/model3d" xmlns:o="urn:schemas-microsoft-com:office:office" xmlns:oel="http://schemas.microsoft.com/office/2019/extlst" xmlns:r="http://schemas.openxmlformats.org/officeDocument/2006/relationships" xmlns:m="http://schemas.openxmlformats.org/officeDocument/2006/math" xmlns:v="urn:schemas-microsoft-com:vml" xmlns:wp14="http://schemas.microsoft.com/office/word/2010/wordprocessingDrawing" xmlns:wp="http://schemas.openxmlformats.org/drawingml/2006/wordprocessingDrawing" xmlns:w10="urn:schemas-microsoft-com:office:word" xmlns:w="http://schemas.openxmlformats.org/wordprocessingml/2006/main" xmlns:w14="http://schemas.microsoft.com/office/word/2010/wordml" xmlns:w15="http://schemas.microsoft.com/office/word/2012/wordml" xmlns:w16cei="http://schemas.microsoft.com/office/word/2026/wordml/cei" xmlns:w16cex="http://schemas.microsoft.com/office/word/2018/wordml/cex" xmlns:w16cid="http://schemas.microsoft.com/office/word/2016/wordml/cid" xmlns:w16="http://schemas.microsoft.com/office/word/2018/wordml" xmlns:w16du="http://schemas.microsoft.com/office/word/2023/wordml/word16du" xmlns:w16sdtdh="http://schemas.microsoft.com/office/word/2020/wordml/sdtdatahash" xmlns:w16sdtfl="http://schemas.microsoft.com/office/word/2024/wordml/sdtformatlock" xmlns:w16se="http://schemas.microsoft.com/office/word/2015/wordml/symex" xmlns:wpg="http://schemas.microsoft.com/office/word/2010/wordprocessingGroup" xmlns:wpi="http://schemas.microsoft.com/office/word/2010/wordprocessingInk" xmlns:wne="http://schemas.microsoft.com/office/word/2006/wordml" xmlns:wps="http://schemas.microsoft.com/office/word/2010/wordprocessingShape" mc:Ignorable="w14 w15 w16se w16cid w16 w16cex w16sdtdh w16sdtfl w16du wp14">
   <w:abstractNum w:abstractNumId="0" w15:restartNumberingAfterBreak="0">
     <w:nsid w:val="1FA1299C"/>
     <w:multiLevelType w:val="hybridMultilevel"/>
@@ -20499,6 +20492,7 @@
   <w:style w:type="character" w:default="1" w:styleId="Fuentedeprrafopredeter">
     <w:name w:val="Default Paragraph Font"/>
     <w:uiPriority w:val="1"/>
+    <w:semiHidden/>
     <w:unhideWhenUsed/>
   </w:style>
   <w:style w:type="table" w:default="1" w:styleId="Tablanormal">

--- a/back/src/static/todoSilver/Anexo Técnico.docx
+++ b/back/src/static/todoSilver/Anexo Técnico.docx
@@ -548,22 +548,22 @@
     <w:tbl>
       <w:tblPr>
         <w:tblStyle w:val="TableNormal"/>
-        <w:tblW w:w="0" w:type="auto"/>
-        <w:tblInd w:w="512" w:type="dxa"/>
+        <w:tblpPr w:leftFromText="141" w:rightFromText="141" w:horzAnchor="margin" w:tblpXSpec="right" w:tblpY="1970"/>
+        <w:tblW w:w="9452" w:type="dxa"/>
         <w:tblLayout w:type="fixed"/>
         <w:tblLook w:val="01E0" w:firstRow="1" w:lastRow="1" w:firstColumn="1" w:lastColumn="1" w:noHBand="0" w:noVBand="0"/>
       </w:tblPr>
       <w:tblGrid>
-        <w:gridCol w:w="3840"/>
-        <w:gridCol w:w="4551"/>
+        <w:gridCol w:w="4457"/>
+        <w:gridCol w:w="4995"/>
       </w:tblGrid>
       <w:tr>
         <w:trPr>
-          <w:trHeight w:val="1845"/>
+          <w:trHeight w:val="3487"/>
         </w:trPr>
         <w:tc>
           <w:tcPr>
-            <w:tcW w:w="3840" w:type="dxa"/>
+            <w:tcW w:w="4457" w:type="dxa"/>
             <w:shd w:val="clear" w:color="auto" w:fill="D1D1D1"/>
           </w:tcPr>
           <w:p>
@@ -572,7 +572,7 @@
               <w:ind w:left="88"/>
               <w:rPr>
                 <w:b/>
-                <w:sz w:val="20"/>
+                <w:lang w:val="es-CO"/>
               </w:rPr>
             </w:pPr>
             <w:r>
@@ -618,116 +618,23 @@
             <w:r>
               <w:rPr>
                 <w:b/>
-                <w:sz w:val="20"/>
-              </w:rPr>
-              <w:t>SILVER</w:t>
-            </w:r>
-            <w:r>
-              <w:rPr>
-                <w:b/>
-                <w:spacing w:val="-9"/>
-                <w:sz w:val="20"/>
-              </w:rPr>
-              <w:t xml:space="preserve"> </w:t>
-            </w:r>
-            <w:r>
-              <w:rPr>
-                <w:b/>
-                <w:spacing w:val="-2"/>
-                <w:sz w:val="20"/>
-              </w:rPr>
-              <w:t>CONSULTING</w:t>
-            </w:r>
-          </w:p>
-          <w:p>
-            <w:pPr>
-              <w:pStyle w:val="TableParagraph"/>
-              <w:spacing w:before="12" w:line="252" w:lineRule="auto"/>
-              <w:ind w:left="50" w:right="93"/>
-              <w:rPr>
-                <w:sz w:val="20"/>
-              </w:rPr>
-            </w:pPr>
-            <w:r>
-              <w:rPr>
-                <w:b/>
-                <w:sz w:val="20"/>
-              </w:rPr>
-              <w:t>Nombre:</w:t>
-            </w:r>
-            <w:r>
-              <w:rPr>
-                <w:b/>
-                <w:spacing w:val="-16"/>
-                <w:sz w:val="20"/>
-              </w:rPr>
-              <w:t xml:space="preserve"> </w:t>
-            </w:r>
-            <w:r>
-              <w:rPr>
-                <w:b/>
-                <w:sz w:val="20"/>
-              </w:rPr>
-              <w:t>SILVER</w:t>
-            </w:r>
-            <w:r>
-              <w:rPr>
-                <w:b/>
-                <w:spacing w:val="-16"/>
-                <w:sz w:val="20"/>
-              </w:rPr>
-              <w:t xml:space="preserve"> </w:t>
-            </w:r>
-            <w:r>
-              <w:rPr>
-                <w:b/>
-                <w:sz w:val="20"/>
-              </w:rPr>
-              <w:t>CONSULTING</w:t>
-            </w:r>
-            <w:r>
-              <w:rPr>
-                <w:b/>
-                <w:spacing w:val="-16"/>
-                <w:sz w:val="20"/>
-              </w:rPr>
-              <w:t xml:space="preserve"> </w:t>
-            </w:r>
-            <w:r>
-              <w:rPr>
-                <w:b/>
-                <w:sz w:val="20"/>
-              </w:rPr>
-              <w:t xml:space="preserve">S.A.S. </w:t>
-            </w:r>
-            <w:r>
-              <w:rPr>
-                <w:b/>
-                <w:w w:val="105"/>
-                <w:sz w:val="20"/>
-              </w:rPr>
-              <w:t xml:space="preserve">NIT: </w:t>
-            </w:r>
-            <w:r>
-              <w:rPr>
-                <w:spacing w:val="-2"/>
-                <w:sz w:val="20"/>
+                <w:lang w:val="es-CO"/>
               </w:rPr>
               <w:t>{{</w:t>
             </w:r>
             <w:proofErr w:type="spellStart"/>
             <w:r>
               <w:rPr>
-                <w:spacing w:val="-2"/>
-                <w:sz w:val="20"/>
+                <w:b/>
+                <w:lang w:val="es-CO"/>
               </w:rPr>
-              <w:t>NitSilver</w:t>
+              <w:t>EmpresaRazonSocial</w:t>
             </w:r>
             <w:proofErr w:type="spellEnd"/>
             <w:r>
               <w:rPr>
-                <w:spacing w:val="-2"/>
-                <w:sz w:val="20"/>
+                <w:b/>
+                <w:lang w:val="es-CO"/>
               </w:rPr>
               <w:t>}}</w:t>
             </w:r>
@@ -735,78 +642,54 @@
           <w:p>
             <w:pPr>
               <w:pStyle w:val="TableParagraph"/>
-              <w:ind w:left="50"/>
+              <w:ind w:left="88"/>
               <w:rPr>
+                <w:b/>
                 <w:sz w:val="20"/>
+                <w:lang w:val="es-CO"/>
               </w:rPr>
             </w:pPr>
             <w:r>
               <w:rPr>
                 <w:b/>
-                <w:w w:val="90"/>
                 <w:sz w:val="20"/>
+                <w:lang w:val="es-CO"/>
               </w:rPr>
-              <w:t>Rep.</w:t>
+              <w:t>Nombre: {{</w:t>
             </w:r>
+            <w:proofErr w:type="spellStart"/>
             <w:r>
               <w:rPr>
                 <w:b/>
                 <w:sz w:val="20"/>
+                <w:lang w:val="es-CO"/>
               </w:rPr>
-              <w:t xml:space="preserve"> </w:t>
+              <w:t>EmpresaRazonSocial</w:t>
             </w:r>
+            <w:proofErr w:type="spellEnd"/>
             <w:r>
               <w:rPr>
                 <w:b/>
-                <w:w w:val="90"/>
                 <w:sz w:val="20"/>
+                <w:lang w:val="es-CO"/>
               </w:rPr>
-              <w:t>Legal</w:t>
-            </w:r>
-            <w:r>
-              <w:rPr>
-                <w:b/>
-                <w:spacing w:val="3"/>
-                <w:sz w:val="20"/>
-              </w:rPr>
-              <w:t xml:space="preserve"> </w:t>
-            </w:r>
-            <w:r>
-              <w:rPr>
-                <w:b/>
-                <w:w w:val="85"/>
-                <w:sz w:val="20"/>
-              </w:rPr>
-              <w:t>|</w:t>
-            </w:r>
-            <w:r>
-              <w:rPr>
-                <w:b/>
-                <w:spacing w:val="-1"/>
-                <w:sz w:val="20"/>
-              </w:rPr>
-              <w:t xml:space="preserve"> </w:t>
-            </w:r>
-            <w:r>
-              <w:rPr>
-                <w:spacing w:val="-2"/>
-                <w:sz w:val="20"/>
-              </w:rPr>
-              <w:t>{{</w:t>
+              <w:t>}} NIT: {{</w:t>
             </w:r>
             <w:proofErr w:type="spellStart"/>
             <w:r>
               <w:rPr>
-                <w:spacing w:val="-2"/>
+                <w:b/>
                 <w:sz w:val="20"/>
+                <w:lang w:val="es-CO"/>
               </w:rPr>
-              <w:t>RepresentanteLegal</w:t>
+              <w:t>EmpresaNit</w:t>
             </w:r>
             <w:proofErr w:type="spellEnd"/>
             <w:r>
               <w:rPr>
-                <w:spacing w:val="-2"/>
+                <w:b/>
                 <w:sz w:val="20"/>
+                <w:lang w:val="es-CO"/>
               </w:rPr>
               <w:t>}}</w:t>
             </w:r>
@@ -814,47 +697,110 @@
           <w:p>
             <w:pPr>
               <w:pStyle w:val="TableParagraph"/>
-              <w:spacing w:before="13"/>
-              <w:ind w:left="50"/>
+              <w:ind w:left="88"/>
               <w:rPr>
+                <w:b/>
                 <w:sz w:val="20"/>
+                <w:lang w:val="es-CO"/>
               </w:rPr>
             </w:pPr>
             <w:r>
               <w:rPr>
                 <w:b/>
                 <w:sz w:val="20"/>
+                <w:lang w:val="es-CO"/>
               </w:rPr>
-              <w:t>C.C.</w:t>
-            </w:r>
-            <w:r>
-              <w:rPr>
-                <w:b/>
-                <w:spacing w:val="-11"/>
-                <w:sz w:val="20"/>
-              </w:rPr>
-              <w:t xml:space="preserve"> </w:t>
-            </w:r>
-            <w:r>
-              <w:rPr>
-                <w:spacing w:val="-2"/>
-                <w:sz w:val="20"/>
-              </w:rPr>
-              <w:t>{{</w:t>
+              <w:t>Rep. Legal | {{</w:t>
             </w:r>
             <w:proofErr w:type="spellStart"/>
             <w:r>
               <w:rPr>
-                <w:spacing w:val="-2"/>
+                <w:b/>
                 <w:sz w:val="20"/>
+                <w:lang w:val="es-CO"/>
               </w:rPr>
-              <w:t>CedulaRL</w:t>
+              <w:t>EmpresaRepresentanteLegal</w:t>
             </w:r>
             <w:proofErr w:type="spellEnd"/>
             <w:r>
               <w:rPr>
-                <w:spacing w:val="-2"/>
+                <w:b/>
                 <w:sz w:val="20"/>
+                <w:lang w:val="es-CO"/>
+              </w:rPr>
+              <w:t>}}</w:t>
+            </w:r>
+          </w:p>
+          <w:p>
+            <w:pPr>
+              <w:pStyle w:val="TableParagraph"/>
+              <w:ind w:left="88"/>
+              <w:rPr>
+                <w:b/>
+                <w:sz w:val="20"/>
+                <w:lang w:val="es-CO"/>
+              </w:rPr>
+            </w:pPr>
+            <w:r>
+              <w:rPr>
+                <w:b/>
+                <w:sz w:val="20"/>
+                <w:lang w:val="es-CO"/>
+              </w:rPr>
+              <w:t>C.C. {{</w:t>
+            </w:r>
+            <w:proofErr w:type="spellStart"/>
+            <w:r>
+              <w:rPr>
+                <w:b/>
+                <w:sz w:val="20"/>
+                <w:lang w:val="es-CO"/>
+              </w:rPr>
+              <w:t>EmpresaCedulaRepresentante</w:t>
+            </w:r>
+            <w:proofErr w:type="spellEnd"/>
+            <w:r>
+              <w:rPr>
+                <w:b/>
+                <w:sz w:val="20"/>
+                <w:lang w:val="es-CO"/>
+              </w:rPr>
+              <w:t>}}</w:t>
+            </w:r>
+          </w:p>
+          <w:p>
+            <w:pPr>
+              <w:pStyle w:val="TableParagraph"/>
+              <w:ind w:left="88"/>
+              <w:rPr>
+                <w:b/>
+                <w:sz w:val="20"/>
+                <w:lang w:val="es-CO"/>
+              </w:rPr>
+            </w:pPr>
+            <w:r>
+              <w:rPr>
+                <w:b/>
+                <w:sz w:val="20"/>
+                <w:lang w:val="es-CO"/>
+              </w:rPr>
+              <w:t>Domicilio: {{</w:t>
+            </w:r>
+            <w:proofErr w:type="spellStart"/>
+            <w:r>
+              <w:rPr>
+                <w:b/>
+                <w:sz w:val="20"/>
+                <w:lang w:val="es-CO"/>
+              </w:rPr>
+              <w:t>EmpresaDomicilio</w:t>
+            </w:r>
+            <w:proofErr w:type="spellEnd"/>
+            <w:r>
+              <w:rPr>
+                <w:b/>
+                <w:sz w:val="20"/>
+                <w:lang w:val="es-CO"/>
               </w:rPr>
               <w:t>}}</w:t>
             </w:r>
@@ -868,34 +814,11 @@
                 <w:sz w:val="20"/>
               </w:rPr>
             </w:pPr>
-            <w:r>
-              <w:rPr>
-                <w:b/>
-                <w:spacing w:val="-2"/>
-                <w:sz w:val="20"/>
-              </w:rPr>
-              <w:t>Domicilio:</w:t>
-            </w:r>
-            <w:r>
-              <w:rPr>
-                <w:b/>
-                <w:spacing w:val="-13"/>
-                <w:sz w:val="20"/>
-              </w:rPr>
-              <w:t xml:space="preserve"> </w:t>
-            </w:r>
-            <w:r>
-              <w:rPr>
-                <w:spacing w:val="-2"/>
-                <w:sz w:val="20"/>
-              </w:rPr>
-              <w:t>Medellín</w:t>
-            </w:r>
           </w:p>
         </w:tc>
         <w:tc>
           <w:tcPr>
-            <w:tcW w:w="4551" w:type="dxa"/>
+            <w:tcW w:w="4995" w:type="dxa"/>
             <w:shd w:val="clear" w:color="auto" w:fill="D1D1D1"/>
           </w:tcPr>
           <w:p>
@@ -907,50 +830,6 @@
                 <w:sz w:val="20"/>
               </w:rPr>
             </w:pPr>
-          </w:p>
-          <w:p>
-            <w:pPr>
-              <w:pStyle w:val="TableParagraph"/>
-              <w:ind w:left="1044"/>
-              <w:rPr>
-                <w:b/>
-                <w:sz w:val="20"/>
-              </w:rPr>
-            </w:pPr>
-            <w:r>
-              <w:rPr>
-                <w:b/>
-                <w:spacing w:val="-6"/>
-                <w:sz w:val="20"/>
-              </w:rPr>
-              <w:t>EL</w:t>
-            </w:r>
-            <w:r>
-              <w:rPr>
-                <w:b/>
-                <w:spacing w:val="-16"/>
-                <w:sz w:val="20"/>
-              </w:rPr>
-              <w:t xml:space="preserve"> </w:t>
-            </w:r>
-            <w:r>
-              <w:rPr>
-                <w:b/>
-                <w:spacing w:val="-2"/>
-                <w:sz w:val="20"/>
-              </w:rPr>
-              <w:t>CONTRATISTA</w:t>
-            </w:r>
-          </w:p>
-          <w:p>
-            <w:pPr>
-              <w:pStyle w:val="TableParagraph"/>
-              <w:spacing w:before="11"/>
-              <w:ind w:left="439"/>
-              <w:rPr>
-                <w:b/>
-              </w:rPr>
-            </w:pPr>
             <w:r>
               <w:rPr>
                 <w:b/>
@@ -959,13 +838,13 @@
               <mc:AlternateContent>
                 <mc:Choice Requires="wpg">
                   <w:drawing>
-                    <wp:anchor distT="0" distB="0" distL="0" distR="0" simplePos="0" relativeHeight="15729152" behindDoc="0" locked="0" layoutInCell="1" allowOverlap="1" wp14:anchorId="070B5895" wp14:editId="5951F2B7">
+                    <wp:anchor distT="0" distB="0" distL="0" distR="0" simplePos="0" relativeHeight="251658752" behindDoc="0" locked="0" layoutInCell="1" allowOverlap="1" wp14:anchorId="070B5895" wp14:editId="3D139800">
                       <wp:simplePos x="0" y="0"/>
                       <wp:positionH relativeFrom="column">
-                        <wp:posOffset>340189</wp:posOffset>
+                        <wp:posOffset>307975</wp:posOffset>
                       </wp:positionH>
                       <wp:positionV relativeFrom="paragraph">
-                        <wp:posOffset>-333398</wp:posOffset>
+                        <wp:posOffset>92075</wp:posOffset>
                       </wp:positionV>
                       <wp:extent cx="237490" cy="252095"/>
                       <wp:effectExtent l="0" t="0" r="0" b="0"/>
@@ -1017,7 +896,7 @@
                 </mc:Choice>
                 <mc:Fallback>
                   <w:pict>
-                    <v:group w14:anchorId="5BA8535A" id="Group 3" o:spid="_x0000_s1026" style="position:absolute;margin-left:26.8pt;margin-top:-26.25pt;width:18.7pt;height:19.85pt;z-index:15729152;mso-wrap-distance-left:0;mso-wrap-distance-right:0" coordsize="237490,252095" o:gfxdata="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">
+                    <v:group w14:anchorId="2088CFEB" id="Group 3" o:spid="_x0000_s1026" style="position:absolute;margin-left:24.25pt;margin-top:7.25pt;width:18.7pt;height:19.85pt;z-index:251658752;mso-wrap-distance-left:0;mso-wrap-distance-right:0" coordsize="237490,252095" o:gfxdata="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">
                       <v:shapetype id="_x0000_t75" coordsize="21600,21600" o:spt="75" o:preferrelative="t" path="m@4@5l@4@11@9@11@9@5xe" filled="f" stroked="f">
                         <v:stroke joinstyle="miter"/>
                         <v:formulas>
@@ -1045,17 +924,28 @@
                 </mc:Fallback>
               </mc:AlternateContent>
             </w:r>
-            <w:r>
+          </w:p>
+          <w:p>
+            <w:pPr>
+              <w:pStyle w:val="TableParagraph"/>
+              <w:ind w:left="1044"/>
               <w:rPr>
                 <w:b/>
                 <w:sz w:val="20"/>
               </w:rPr>
-              <w:t>Nombre:</w:t>
+            </w:pPr>
+            <w:r>
+              <w:rPr>
+                <w:b/>
+                <w:spacing w:val="-6"/>
+                <w:sz w:val="20"/>
+              </w:rPr>
+              <w:t>EL</w:t>
             </w:r>
             <w:r>
               <w:rPr>
                 <w:b/>
-                <w:spacing w:val="-18"/>
+                <w:spacing w:val="-16"/>
                 <w:sz w:val="20"/>
               </w:rPr>
               <w:t xml:space="preserve"> </w:t>
@@ -1063,6 +953,60 @@
             <w:r>
               <w:rPr>
                 <w:b/>
+                <w:spacing w:val="-2"/>
+                <w:sz w:val="20"/>
+              </w:rPr>
+              <w:t>CONTRATISTA</w:t>
+            </w:r>
+          </w:p>
+          <w:p>
+            <w:pPr>
+              <w:pStyle w:val="TableParagraph"/>
+              <w:spacing w:before="11"/>
+              <w:ind w:left="439"/>
+              <w:rPr>
+                <w:b/>
+                <w:lang w:val="es-CO"/>
+              </w:rPr>
+            </w:pPr>
+            <w:r>
+              <w:rPr>
+                <w:b/>
+                <w:lang w:val="es-CO"/>
+              </w:rPr>
+              <w:t>Nombre: {{</w:t>
+            </w:r>
+            <w:proofErr w:type="spellStart"/>
+            <w:r>
+              <w:rPr>
+                <w:b/>
+                <w:lang w:val="es-CO"/>
+              </w:rPr>
+              <w:t>ContratistaNombreLegal</w:t>
+            </w:r>
+            <w:proofErr w:type="spellEnd"/>
+            <w:r>
+              <w:rPr>
+                <w:b/>
+                <w:lang w:val="es-CO"/>
+              </w:rPr>
+              <w:t>}}</w:t>
+            </w:r>
+          </w:p>
+          <w:p>
+            <w:pPr>
+              <w:pStyle w:val="TableParagraph"/>
+              <w:spacing w:before="11"/>
+              <w:ind w:left="439"/>
+              <w:rPr>
+                <w:b/>
+                <w:lang w:val="es-CO"/>
+              </w:rPr>
+            </w:pPr>
+            <w:r>
+              <w:rPr>
+                <w:b/>
+                <w:lang w:val="es-CO"/>
               </w:rPr>
               <w:t>{{</w:t>
             </w:r>
@@ -1070,13 +1014,31 @@
             <w:r>
               <w:rPr>
                 <w:b/>
+                <w:lang w:val="es-CO"/>
               </w:rPr>
-              <w:t>NombreCompleto</w:t>
+              <w:t>ContratistaDocumentoEtiqueta</w:t>
             </w:r>
             <w:proofErr w:type="spellEnd"/>
             <w:r>
               <w:rPr>
                 <w:b/>
+                <w:lang w:val="es-CO"/>
+              </w:rPr>
+              <w:t>}}: {{</w:t>
+            </w:r>
+            <w:proofErr w:type="spellStart"/>
+            <w:r>
+              <w:rPr>
+                <w:b/>
+                <w:lang w:val="es-CO"/>
+              </w:rPr>
+              <w:t>ContratistaDocumentoLegal</w:t>
+            </w:r>
+            <w:proofErr w:type="spellEnd"/>
+            <w:r>
+              <w:rPr>
+                <w:b/>
+                <w:lang w:val="es-CO"/>
               </w:rPr>
               <w:t>}}</w:t>
             </w:r>
@@ -1084,17 +1046,69 @@
           <w:p>
             <w:pPr>
               <w:pStyle w:val="TableParagraph"/>
-              <w:spacing w:before="15"/>
+              <w:spacing w:before="11"/>
               <w:ind w:left="439"/>
               <w:rPr>
-                <w:sz w:val="20"/>
+                <w:b/>
+                <w:lang w:val="es-CO"/>
               </w:rPr>
             </w:pPr>
             <w:r>
               <w:rPr>
                 <w:b/>
-                <w:spacing w:val="-2"/>
-                <w:sz w:val="20"/>
+                <w:lang w:val="es-CO"/>
+              </w:rPr>
+              <w:t>{{#ContratistaFirmaNit}}</w:t>
+            </w:r>
+          </w:p>
+          <w:p>
+            <w:pPr>
+              <w:pStyle w:val="TableParagraph"/>
+              <w:spacing w:before="11"/>
+              <w:ind w:left="439"/>
+              <w:rPr>
+                <w:b/>
+                <w:lang w:val="es-CO"/>
+              </w:rPr>
+            </w:pPr>
+            <w:r>
+              <w:rPr>
+                <w:b/>
+                <w:lang w:val="es-CO"/>
+              </w:rPr>
+              <w:t>Rep. Legal | {{</w:t>
+            </w:r>
+            <w:proofErr w:type="spellStart"/>
+            <w:r>
+              <w:rPr>
+                <w:b/>
+                <w:lang w:val="es-CO"/>
+              </w:rPr>
+              <w:t>ContratistaRepresentanteLegal</w:t>
+            </w:r>
+            <w:proofErr w:type="spellEnd"/>
+            <w:r>
+              <w:rPr>
+                <w:b/>
+                <w:lang w:val="es-CO"/>
+              </w:rPr>
+              <w:t>}}</w:t>
+            </w:r>
+          </w:p>
+          <w:p>
+            <w:pPr>
+              <w:pStyle w:val="TableParagraph"/>
+              <w:spacing w:before="11"/>
+              <w:ind w:left="439"/>
+              <w:rPr>
+                <w:b/>
+                <w:lang w:val="es-CO"/>
+              </w:rPr>
+            </w:pPr>
+            <w:r>
+              <w:rPr>
+                <w:b/>
+                <w:lang w:val="es-CO"/>
               </w:rPr>
               <w:t>{{</w:t>
             </w:r>
@@ -1102,56 +1116,99 @@
             <w:r>
               <w:rPr>
                 <w:b/>
-                <w:spacing w:val="-2"/>
-                <w:sz w:val="20"/>
+                <w:lang w:val="es-CO"/>
               </w:rPr>
-              <w:t>TipoDocumento</w:t>
+              <w:t>ContratistaTipoDocumentoRepresentante</w:t>
             </w:r>
             <w:proofErr w:type="spellEnd"/>
             <w:r>
               <w:rPr>
                 <w:b/>
-                <w:spacing w:val="-2"/>
-                <w:sz w:val="20"/>
+                <w:lang w:val="es-CO"/>
               </w:rPr>
-              <w:t>}}</w:t>
-            </w:r>
-            <w:r>
-              <w:rPr>
-                <w:b/>
-                <w:spacing w:val="-2"/>
-                <w:sz w:val="20"/>
-              </w:rPr>
-              <w:t>:</w:t>
-            </w:r>
-            <w:r>
-              <w:rPr>
-                <w:b/>
-                <w:spacing w:val="-5"/>
-                <w:sz w:val="20"/>
-              </w:rPr>
-              <w:t xml:space="preserve"> </w:t>
-            </w:r>
-            <w:r>
-              <w:rPr>
-                <w:spacing w:val="-2"/>
-                <w:sz w:val="20"/>
-              </w:rPr>
-              <w:t>{{</w:t>
+              <w:t>}}: {{</w:t>
             </w:r>
             <w:proofErr w:type="spellStart"/>
             <w:r>
               <w:rPr>
-                <w:spacing w:val="-2"/>
-                <w:sz w:val="20"/>
+                <w:b/>
+                <w:lang w:val="es-CO"/>
               </w:rPr>
-              <w:t>NumeroDocumento</w:t>
+              <w:t>ContratistaNumeroDocumentoRepresentante</w:t>
             </w:r>
             <w:proofErr w:type="spellEnd"/>
             <w:r>
               <w:rPr>
-                <w:spacing w:val="-2"/>
-                <w:sz w:val="20"/>
+                <w:b/>
+                <w:lang w:val="es-CO"/>
+              </w:rPr>
+              <w:t>}}</w:t>
+            </w:r>
+          </w:p>
+          <w:p>
+            <w:pPr>
+              <w:pStyle w:val="TableParagraph"/>
+              <w:spacing w:before="11"/>
+              <w:ind w:left="439"/>
+              <w:rPr>
+                <w:b/>
+                <w:lang w:val="es-CO"/>
+              </w:rPr>
+            </w:pPr>
+            <w:r>
+              <w:rPr>
+                <w:b/>
+                <w:lang w:val="es-CO"/>
+              </w:rPr>
+              <w:t>{{/</w:t>
+            </w:r>
+            <w:proofErr w:type="spellStart"/>
+            <w:r>
+              <w:rPr>
+                <w:b/>
+                <w:lang w:val="es-CO"/>
+              </w:rPr>
+              <w:t>ContratistaFirmaNit</w:t>
+            </w:r>
+            <w:proofErr w:type="spellEnd"/>
+            <w:r>
+              <w:rPr>
+                <w:b/>
+                <w:lang w:val="es-CO"/>
+              </w:rPr>
+              <w:t>}}</w:t>
+            </w:r>
+          </w:p>
+          <w:p>
+            <w:pPr>
+              <w:pStyle w:val="TableParagraph"/>
+              <w:spacing w:before="11"/>
+              <w:ind w:left="439"/>
+              <w:rPr>
+                <w:b/>
+                <w:lang w:val="es-CO"/>
+              </w:rPr>
+            </w:pPr>
+            <w:r>
+              <w:rPr>
+                <w:b/>
+                <w:lang w:val="es-CO"/>
+              </w:rPr>
+              <w:t>Domicilio: {{</w:t>
+            </w:r>
+            <w:proofErr w:type="spellStart"/>
+            <w:r>
+              <w:rPr>
+                <w:b/>
+                <w:lang w:val="es-CO"/>
+              </w:rPr>
+              <w:t>Direccion</w:t>
+            </w:r>
+            <w:proofErr w:type="spellEnd"/>
+            <w:r>
+              <w:rPr>
+                <w:b/>
+                <w:lang w:val="es-CO"/>
               </w:rPr>
               <w:t>}}</w:t>
             </w:r>
@@ -1165,80 +1222,10 @@
                 <w:sz w:val="20"/>
               </w:rPr>
             </w:pPr>
-            <w:r>
-              <w:rPr>
-                <w:b/>
-                <w:sz w:val="20"/>
-              </w:rPr>
-              <w:t>Domicilio:</w:t>
-            </w:r>
-            <w:r>
-              <w:rPr>
-                <w:b/>
-                <w:spacing w:val="-19"/>
-                <w:sz w:val="20"/>
-              </w:rPr>
-              <w:t xml:space="preserve"> </w:t>
-            </w:r>
-            <w:r>
-              <w:rPr>
-                <w:spacing w:val="-2"/>
-                <w:sz w:val="20"/>
-              </w:rPr>
-              <w:t>{{</w:t>
-            </w:r>
-            <w:proofErr w:type="spellStart"/>
-            <w:r>
-              <w:rPr>
-                <w:spacing w:val="-2"/>
-                <w:sz w:val="20"/>
-              </w:rPr>
-              <w:t>Direccion</w:t>
-            </w:r>
-            <w:proofErr w:type="spellEnd"/>
-            <w:r>
-              <w:rPr>
-                <w:spacing w:val="-2"/>
-                <w:sz w:val="20"/>
-              </w:rPr>
-              <w:t>}}</w:t>
-            </w:r>
           </w:p>
         </w:tc>
       </w:tr>
     </w:tbl>
-    <w:p>
-      <w:pPr>
-        <w:pStyle w:val="Textoindependiente"/>
-        <w:rPr>
-          <w:b/>
-        </w:rPr>
-      </w:pPr>
-    </w:p>
-    <w:p>
-      <w:pPr>
-        <w:pStyle w:val="Textoindependiente"/>
-        <w:rPr>
-          <w:b/>
-        </w:rPr>
-      </w:pPr>
-    </w:p>
-    <w:p>
-      <w:pPr>
-        <w:pStyle w:val="Textoindependiente"/>
-        <w:rPr>
-          <w:b/>
-        </w:rPr>
-      </w:pPr>
-    </w:p>
-    <w:p>
-      <w:pPr>
-        <w:pStyle w:val="Textoindependiente"/>
-        <w:rPr>
-          <w:b/>
-        </w:rPr>
-      </w:pPr>
-    </w:p>
     <w:p>
       <w:pPr>
         <w:pStyle w:val="Textoindependiente"/>
@@ -1263,122 +1250,6 @@
         <w:ind w:left="262" w:right="635"/>
         <w:jc w:val="both"/>
       </w:pPr>
-      <w:r>
-        <w:rPr>
-          <w:noProof/>
-        </w:rPr>
-        <mc:AlternateContent>
-          <mc:Choice Requires="wps">
-            <w:drawing>
-              <wp:anchor distT="0" distB="0" distL="0" distR="0" simplePos="0" relativeHeight="487321088" behindDoc="1" locked="0" layoutInCell="1" allowOverlap="1" wp14:anchorId="37D9453A" wp14:editId="25418762">
-                <wp:simplePos x="0" y="0"/>
-                <wp:positionH relativeFrom="page">
-                  <wp:posOffset>1080820</wp:posOffset>
-                </wp:positionH>
-                <wp:positionV relativeFrom="paragraph">
-                  <wp:posOffset>-2245842</wp:posOffset>
-                </wp:positionV>
-                <wp:extent cx="5606415" cy="2089785"/>
-                <wp:effectExtent l="0" t="0" r="0" b="0"/>
-                <wp:wrapNone/>
-                <wp:docPr id="5" name="Graphic 5"/>
-                <wp:cNvGraphicFramePr>
-                  <a:graphicFrameLocks xmlns:a="http://schemas.openxmlformats.org/drawingml/2006/main"/>
-                </wp:cNvGraphicFramePr>
-                <a:graphic xmlns:a="http://schemas.openxmlformats.org/drawingml/2006/main">
-                  <a:graphicData uri="http://schemas.microsoft.com/office/word/2010/wordprocessingShape">
-                    <wps:wsp>
-                      <wps:cNvSpPr>
-                        <a:spLocks/>
-                      </wps:cNvSpPr>
-                      <wps:spPr>
-                        <a:xfrm>
-                          <a:off x="0" y="0"/>
-                          <a:ext cx="5606415" cy="2089785"/>
-                        </a:xfrm>
-                        <a:custGeom>
-                          <a:avLst/>
-                          <a:gdLst/>
-                          <a:ahLst/>
-                          <a:cxnLst/>
-                          <a:rect l="l" t="t" r="r" b="b"/>
-                          <a:pathLst>
-                            <a:path w="5606415" h="2089785">
-                              <a:moveTo>
-                                <a:pt x="2802890" y="0"/>
-                              </a:moveTo>
-                              <a:lnTo>
-                                <a:pt x="0" y="0"/>
-                              </a:lnTo>
-                              <a:lnTo>
-                                <a:pt x="0" y="1475486"/>
-                              </a:lnTo>
-                              <a:lnTo>
-                                <a:pt x="0" y="2089658"/>
-                              </a:lnTo>
-                              <a:lnTo>
-                                <a:pt x="2802890" y="2089658"/>
-                              </a:lnTo>
-                              <a:lnTo>
-                                <a:pt x="2802890" y="1475486"/>
-                              </a:lnTo>
-                              <a:lnTo>
-                                <a:pt x="2802890" y="0"/>
-                              </a:lnTo>
-                              <a:close/>
-                            </a:path>
-                            <a:path w="5606415" h="2089785">
-                              <a:moveTo>
-                                <a:pt x="5606237" y="0"/>
-                              </a:moveTo>
-                              <a:lnTo>
-                                <a:pt x="2802966" y="0"/>
-                              </a:lnTo>
-                              <a:lnTo>
-                                <a:pt x="2802966" y="1475486"/>
-                              </a:lnTo>
-                              <a:lnTo>
-                                <a:pt x="2802966" y="2089658"/>
-                              </a:lnTo>
-                              <a:lnTo>
-                                <a:pt x="5606237" y="2089658"/>
-                              </a:lnTo>
-                              <a:lnTo>
-                                <a:pt x="5606237" y="1475486"/>
-                              </a:lnTo>
-                              <a:lnTo>
-                                <a:pt x="5606237" y="0"/>
-                              </a:lnTo>
-                              <a:close/>
-                            </a:path>
-                          </a:pathLst>
-                        </a:custGeom>
-                        <a:solidFill>
-                          <a:srgbClr val="D1D1D1"/>
-                        </a:solidFill>
-                      </wps:spPr>
-                      <wps:bodyPr wrap="square" lIns="0" tIns="0" rIns="0" bIns="0" rtlCol="0">
-                        <a:prstTxWarp prst="textNoShape">
-                          <a:avLst/>
-                        </a:prstTxWarp>
-                        <a:noAutofit/>
-                      </wps:bodyPr>
-                    </wps:wsp>
-                  </a:graphicData>
-                </a:graphic>
-              </wp:anchor>
-            </w:drawing>
-          </mc:Choice>
-          <mc:Fallback>
-            <w:pict>
-              <v:shape w14:anchorId="0BAD8656" id="Graphic 5" o:spid="_x0000_s1026" style="position:absolute;margin-left:85.1pt;margin-top:-176.85pt;width:441.45pt;height:164.55pt;z-index:-15995392;visibility:visible;mso-wrap-style:square;mso-wrap-distance-left:0;mso-wrap-distance-top:0;mso-wrap-distance-right:0;mso-wrap-distance-bottom:0;mso-position-horizontal:absolute;mso-position-horizontal-relative:page;mso-position-vertical:absolute;mso-position-vertical-relative:text;v-text-anchor:top" coordsize="5606415,2089785" o:gfxdata="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" path="m2802890,l,,,1475486r,614172l2802890,2089658r,-614172l2802890,xem5606237,l2802966,r,1475486l2802966,2089658r2803271,l5606237,1475486,5606237,xe" fillcolor="#d1d1d1" stroked="f">
-                <v:path arrowok="t"/>
-                <w10:wrap anchorx="page"/>
-              </v:shape>
-            </w:pict>
-          </mc:Fallback>
-        </mc:AlternateContent>
-      </w:r>
       <w:r>
         <w:t>El</w:t>
       </w:r>
@@ -3151,6 +3022,7 @@
           <w:spacing w:val="-2"/>
           <w:sz w:val="20"/>
         </w:rPr>
+        <w:lastRenderedPageBreak/>
         <w:t>Información</w:t>
       </w:r>
       <w:r>
@@ -3209,22 +3081,6 @@
         </w:rPr>
         <w:t>necesidades.</w:t>
       </w:r>
-    </w:p>
-    <w:p>
-      <w:pPr>
-        <w:pStyle w:val="Prrafodelista"/>
-        <w:rPr>
-          <w:sz w:val="20"/>
-        </w:rPr>
-        <w:sectPr>
-          <w:footerReference w:type="default" r:id="rId11"/>
-          <w:type w:val="continuous"/>
-          <w:pgSz w:w="12240" w:h="15840"/>
-          <w:pgMar w:top="1640" w:right="1080" w:bottom="880" w:left="1440" w:header="0" w:footer="685" w:gutter="0"/>
-          <w:pgNumType w:start="1"/>
-          <w:cols w:space="720"/>
-        </w:sectPr>
-      </w:pPr>
     </w:p>
     <w:p>
       <w:pPr>
@@ -3247,7 +3103,6 @@
           <w:spacing w:val="-4"/>
           <w:sz w:val="20"/>
         </w:rPr>
-        <w:lastRenderedPageBreak/>
         <w:t>Entregables</w:t>
       </w:r>
       <w:r>
@@ -7345,6 +7200,7 @@
           <w:sz w:val="20"/>
         </w:rPr>
         <w:sectPr>
+          <w:footerReference w:type="default" r:id="rId11"/>
           <w:pgSz w:w="12240" w:h="15840"/>
           <w:pgMar w:top="920" w:right="1080" w:bottom="880" w:left="1440" w:header="0" w:footer="685" w:gutter="0"/>
           <w:cols w:space="720"/>
@@ -18521,7 +18377,7 @@
       <w:tblPr>
         <w:tblStyle w:val="Tablaconcuadrcula"/>
         <w:tblpPr w:leftFromText="141" w:rightFromText="141" w:horzAnchor="margin" w:tblpXSpec="right" w:tblpY="225"/>
-        <w:tblW w:w="0" w:type="auto"/>
+        <w:tblW w:w="4823" w:type="dxa"/>
         <w:tblBorders>
           <w:top w:val="none" w:sz="0" w:space="0" w:color="auto"/>
           <w:left w:val="none" w:sz="0" w:space="0" w:color="auto"/>
@@ -18533,8 +18389,8 @@
         <w:tblLook w:val="04A0" w:firstRow="1" w:lastRow="0" w:firstColumn="1" w:lastColumn="0" w:noHBand="0" w:noVBand="1"/>
       </w:tblPr>
       <w:tblGrid>
-        <w:gridCol w:w="2592"/>
-        <w:gridCol w:w="2069"/>
+        <w:gridCol w:w="3107"/>
+        <w:gridCol w:w="1716"/>
       </w:tblGrid>
       <w:tr>
         <w:trPr>
@@ -18542,7 +18398,7 @@
         </w:trPr>
         <w:tc>
           <w:tcPr>
-            <w:tcW w:w="2592" w:type="dxa"/>
+            <w:tcW w:w="3107" w:type="dxa"/>
           </w:tcPr>
           <w:p>
             <w:pPr>
@@ -18566,7 +18422,7 @@
         </w:tc>
         <w:tc>
           <w:tcPr>
-            <w:tcW w:w="2069" w:type="dxa"/>
+            <w:tcW w:w="1716" w:type="dxa"/>
           </w:tcPr>
           <w:p>
             <w:pPr>
@@ -18584,7 +18440,7 @@
       <w:tr>
         <w:tc>
           <w:tcPr>
-            <w:tcW w:w="2592" w:type="dxa"/>
+            <w:tcW w:w="3107" w:type="dxa"/>
           </w:tcPr>
           <w:p>
             <w:pPr>
@@ -18600,7 +18456,7 @@
         </w:tc>
         <w:tc>
           <w:tcPr>
-            <w:tcW w:w="2069" w:type="dxa"/>
+            <w:tcW w:w="1716" w:type="dxa"/>
           </w:tcPr>
           <w:p>
             <w:pPr>
@@ -18618,14 +18474,17 @@
       <w:tr>
         <w:tc>
           <w:tcPr>
-            <w:tcW w:w="2592" w:type="dxa"/>
+            <w:tcW w:w="4823" w:type="dxa"/>
+            <w:gridSpan w:val="2"/>
           </w:tcPr>
           <w:p>
             <w:pPr>
-              <w:spacing w:before="1" w:line="280" w:lineRule="auto"/>
+              <w:pStyle w:val="Textoindependiente"/>
+              <w:spacing w:before="32"/>
               <w:rPr>
                 <w:b/>
-                <w:spacing w:val="-6"/>
+                <w:sz w:val="22"/>
+                <w:szCs w:val="22"/>
               </w:rPr>
             </w:pPr>
             <w:r>
@@ -18641,7 +18500,7 @@
                 <w:b/>
                 <w:spacing w:val="-6"/>
               </w:rPr>
-              <w:t>NombreCompleto</w:t>
+              <w:t>ContratistaFirmaNombre</w:t>
             </w:r>
             <w:proofErr w:type="spellEnd"/>
             <w:r>
@@ -18651,36 +18510,13 @@
               </w:rPr>
               <w:t>}}</w:t>
             </w:r>
-            <w:r>
-              <w:rPr>
-                <w:b/>
-                <w:spacing w:val="-6"/>
-              </w:rPr>
-              <w:t xml:space="preserve"> </w:t>
-            </w:r>
-          </w:p>
-        </w:tc>
-        <w:tc>
-          <w:tcPr>
-            <w:tcW w:w="2069" w:type="dxa"/>
-          </w:tcPr>
-          <w:p>
-            <w:pPr>
-              <w:pStyle w:val="Textoindependiente"/>
-              <w:spacing w:before="32"/>
-              <w:rPr>
-                <w:b/>
-                <w:sz w:val="22"/>
-                <w:szCs w:val="22"/>
-              </w:rPr>
-            </w:pPr>
           </w:p>
         </w:tc>
       </w:tr>
       <w:tr>
         <w:tc>
           <w:tcPr>
-            <w:tcW w:w="4661" w:type="dxa"/>
+            <w:tcW w:w="4823" w:type="dxa"/>
             <w:gridSpan w:val="2"/>
           </w:tcPr>
           <w:p>
@@ -18700,53 +18536,23 @@
               <w:rPr>
                 <w:b/>
               </w:rPr>
-              <w:t>TipoDocumento</w:t>
+              <w:t>ContratistaFirmaDocumento</w:t>
             </w:r>
             <w:proofErr w:type="spellEnd"/>
             <w:r>
               <w:rPr>
                 <w:b/>
               </w:rPr>
-              <w:t xml:space="preserve">}} </w:t>
-            </w:r>
-            <w:r>
-              <w:rPr>
-                <w:b/>
-                <w:spacing w:val="-2"/>
-              </w:rPr>
-              <w:t>{{</w:t>
-            </w:r>
-            <w:proofErr w:type="spellStart"/>
-            <w:r>
-              <w:rPr>
-                <w:b/>
-                <w:spacing w:val="-2"/>
-              </w:rPr>
-              <w:t>NumeroDocumento</w:t>
-            </w:r>
-            <w:proofErr w:type="spellEnd"/>
-            <w:proofErr w:type="gramStart"/>
-            <w:r>
-              <w:rPr>
-                <w:b/>
-                <w:spacing w:val="-2"/>
-              </w:rPr>
               <w:t>}}</w:t>
             </w:r>
-            <w:r>
-              <w:rPr>
-                <w:b/>
-              </w:rPr>
-              <w:t xml:space="preserve">   </w:t>
-            </w:r>
-            <w:proofErr w:type="gramEnd"/>
           </w:p>
         </w:tc>
       </w:tr>
       <w:tr>
         <w:tc>
           <w:tcPr>
-            <w:tcW w:w="2592" w:type="dxa"/>
+            <w:tcW w:w="4823" w:type="dxa"/>
+            <w:gridSpan w:val="2"/>
           </w:tcPr>
           <w:p>
             <w:pPr>
@@ -18758,11 +18564,22 @@
                 <w:szCs w:val="22"/>
               </w:rPr>
             </w:pPr>
+            <w:r>
+              <w:rPr>
+                <w:b/>
+                <w:sz w:val="22"/>
+                <w:szCs w:val="22"/>
+              </w:rPr>
+              <w:t>{{#ContratistaFirmaNit}}</w:t>
+            </w:r>
           </w:p>
         </w:tc>
+      </w:tr>
+      <w:tr>
         <w:tc>
           <w:tcPr>
-            <w:tcW w:w="2069" w:type="dxa"/>
+            <w:tcW w:w="4823" w:type="dxa"/>
+            <w:gridSpan w:val="2"/>
           </w:tcPr>
           <w:p>
             <w:pPr>
@@ -18774,13 +18591,40 @@
                 <w:szCs w:val="22"/>
               </w:rPr>
             </w:pPr>
+            <w:r>
+              <w:rPr>
+                <w:b/>
+                <w:sz w:val="22"/>
+                <w:szCs w:val="22"/>
+              </w:rPr>
+              <w:t>{{</w:t>
+            </w:r>
+            <w:proofErr w:type="spellStart"/>
+            <w:r>
+              <w:rPr>
+                <w:b/>
+                <w:sz w:val="22"/>
+                <w:szCs w:val="22"/>
+              </w:rPr>
+              <w:t>ContratistaFirmaCargo</w:t>
+            </w:r>
+            <w:proofErr w:type="spellEnd"/>
+            <w:r>
+              <w:rPr>
+                <w:b/>
+                <w:sz w:val="22"/>
+                <w:szCs w:val="22"/>
+              </w:rPr>
+              <w:t>}}</w:t>
+            </w:r>
           </w:p>
         </w:tc>
       </w:tr>
       <w:tr>
         <w:tc>
           <w:tcPr>
-            <w:tcW w:w="2592" w:type="dxa"/>
+            <w:tcW w:w="4823" w:type="dxa"/>
+            <w:gridSpan w:val="2"/>
           </w:tcPr>
           <w:p>
             <w:pPr>
@@ -18792,11 +18636,40 @@
                 <w:szCs w:val="22"/>
               </w:rPr>
             </w:pPr>
+            <w:r>
+              <w:rPr>
+                <w:b/>
+                <w:sz w:val="22"/>
+                <w:szCs w:val="22"/>
+              </w:rPr>
+              <w:t>{{</w:t>
+            </w:r>
+            <w:proofErr w:type="spellStart"/>
+            <w:r>
+              <w:rPr>
+                <w:b/>
+                <w:sz w:val="22"/>
+                <w:szCs w:val="22"/>
+              </w:rPr>
+              <w:t>ContratistaRazonSocial</w:t>
+            </w:r>
+            <w:proofErr w:type="spellEnd"/>
+            <w:r>
+              <w:rPr>
+                <w:b/>
+                <w:sz w:val="22"/>
+                <w:szCs w:val="22"/>
+              </w:rPr>
+              <w:t>}}</w:t>
+            </w:r>
           </w:p>
         </w:tc>
+      </w:tr>
+      <w:tr>
         <w:tc>
           <w:tcPr>
-            <w:tcW w:w="2069" w:type="dxa"/>
+            <w:tcW w:w="4823" w:type="dxa"/>
+            <w:gridSpan w:val="2"/>
           </w:tcPr>
           <w:p>
             <w:pPr>
@@ -18808,6 +18681,77 @@
                 <w:szCs w:val="22"/>
               </w:rPr>
             </w:pPr>
+            <w:r>
+              <w:rPr>
+                <w:b/>
+                <w:sz w:val="22"/>
+                <w:szCs w:val="22"/>
+              </w:rPr>
+              <w:t>NIT. {{</w:t>
+            </w:r>
+            <w:proofErr w:type="spellStart"/>
+            <w:r>
+              <w:rPr>
+                <w:b/>
+                <w:sz w:val="22"/>
+                <w:szCs w:val="22"/>
+              </w:rPr>
+              <w:t>ContratistaFirmaNit</w:t>
+            </w:r>
+            <w:proofErr w:type="spellEnd"/>
+            <w:r>
+              <w:rPr>
+                <w:b/>
+                <w:sz w:val="22"/>
+                <w:szCs w:val="22"/>
+              </w:rPr>
+              <w:t>}}</w:t>
+            </w:r>
+          </w:p>
+        </w:tc>
+      </w:tr>
+      <w:tr>
+        <w:tc>
+          <w:tcPr>
+            <w:tcW w:w="4823" w:type="dxa"/>
+            <w:gridSpan w:val="2"/>
+          </w:tcPr>
+          <w:p>
+            <w:pPr>
+              <w:pStyle w:val="Textoindependiente"/>
+              <w:spacing w:before="32"/>
+              <w:rPr>
+                <w:b/>
+                <w:sz w:val="22"/>
+                <w:szCs w:val="22"/>
+              </w:rPr>
+            </w:pPr>
+            <w:r>
+              <w:rPr>
+                <w:b/>
+                <w:sz w:val="22"/>
+                <w:szCs w:val="22"/>
+              </w:rPr>
+              <w:t>{{/</w:t>
+            </w:r>
+            <w:proofErr w:type="spellStart"/>
+            <w:r>
+              <w:rPr>
+                <w:b/>
+                <w:sz w:val="22"/>
+                <w:szCs w:val="22"/>
+              </w:rPr>
+              <w:t>ContratistaFirmaNit</w:t>
+            </w:r>
+            <w:proofErr w:type="spellEnd"/>
+            <w:r>
+              <w:rPr>
+                <w:b/>
+                <w:sz w:val="22"/>
+                <w:szCs w:val="22"/>
+              </w:rPr>
+              <w:t>}}</w:t>
+            </w:r>
           </w:p>
         </w:tc>
       </w:tr>
@@ -20492,7 +20436,6 @@
   <w:style w:type="character" w:default="1" w:styleId="Fuentedeprrafopredeter">
     <w:name w:val="Default Paragraph Font"/>
     <w:uiPriority w:val="1"/>
-    <w:semiHidden/>
     <w:unhideWhenUsed/>
   </w:style>
   <w:style w:type="table" w:default="1" w:styleId="Tablanormal">
@@ -20582,6 +20525,34 @@
     <w:rsid w:val="00D66EA9"/>
     <w:rPr>
       <w:rFonts w:ascii="Trebuchet MS" w:eastAsia="Trebuchet MS" w:hAnsi="Trebuchet MS" w:cs="Trebuchet MS"/>
+      <w:sz w:val="20"/>
+      <w:szCs w:val="20"/>
+      <w:lang w:val="es-ES"/>
+    </w:rPr>
+  </w:style>
+  <w:style w:type="paragraph" w:styleId="HTMLconformatoprevio">
+    <w:name w:val="HTML Preformatted"/>
+    <w:basedOn w:val="Normal"/>
+    <w:link w:val="HTMLconformatoprevioCar"/>
+    <w:uiPriority w:val="99"/>
+    <w:semiHidden/>
+    <w:unhideWhenUsed/>
+    <w:rsid w:val="009D78D7"/>
+    <w:rPr>
+      <w:rFonts w:ascii="Consolas" w:hAnsi="Consolas"/>
+      <w:sz w:val="20"/>
+      <w:szCs w:val="20"/>
+    </w:rPr>
+  </w:style>
+  <w:style w:type="character" w:customStyle="1" w:styleId="HTMLconformatoprevioCar">
+    <w:name w:val="HTML con formato previo Car"/>
+    <w:basedOn w:val="Fuentedeprrafopredeter"/>
+    <w:link w:val="HTMLconformatoprevio"/>
+    <w:uiPriority w:val="99"/>
+    <w:semiHidden/>
+    <w:rsid w:val="009D78D7"/>
+    <w:rPr>
+      <w:rFonts w:ascii="Consolas" w:eastAsia="Trebuchet MS" w:hAnsi="Consolas" w:cs="Trebuchet MS"/>
       <w:sz w:val="20"/>
       <w:szCs w:val="20"/>
       <w:lang w:val="es-ES"/>
